--- a/content-pipeline/06-word-documents/02-english-word/013_things-to-do-in-ben-thanh-market.docx
+++ b/content-pipeline/06-word-documents/02-english-word/013_things-to-do-in-ben-thanh-market.docx
@@ -157,7 +157,7 @@
           <w:color w:val="1B365D"/>
           <w:sz w:val="32"/>
         </w:rPr>
-        <w:t>1. Introduction: Far More Than a Commodity Bazaar</w:t>
+        <w:t>Introduction: Far More Than a Commodity Bazaar</w:t>
       </w:r>
     </w:p>
     <w:p>
@@ -227,7 +227,7 @@
           <w:color w:val="1B365D"/>
           <w:sz w:val="32"/>
         </w:rPr>
-        <w:t>2. Master Map: 15 Experiences Across Four Golden Windows</w:t>
+        <w:t>Master Map: 15 Experiences Across Four Golden Windows</w:t>
       </w:r>
     </w:p>
     <w:p>
@@ -952,7 +952,7 @@
           <w:color w:val="1B365D"/>
           <w:sz w:val="32"/>
         </w:rPr>
-        <w:t>3. Comparative Itinerary Schedules: 4-Hour Express vs. Full Day</w:t>
+        <w:t>Comparative Itinerary Schedules: 4-Hour Express vs. Full Day</w:t>
       </w:r>
     </w:p>
     <w:tbl>
@@ -1407,7 +1407,7 @@
           <w:color w:val="1B365D"/>
           <w:sz w:val="32"/>
         </w:rPr>
-        <w:t>4. Key Takeaways &amp; Field Advice from The Rice Tour</w:t>
+        <w:t>Key Takeaways &amp; Field Advice from The Rice Tour</w:t>
       </w:r>
     </w:p>
     <w:p>

--- a/content-pipeline/06-word-documents/02-english-word/013_things-to-do-in-ben-thanh-market.docx
+++ b/content-pipeline/06-word-documents/02-english-word/013_things-to-do-in-ben-thanh-market.docx
@@ -157,7 +157,7 @@
           <w:color w:val="1B365D"/>
           <w:sz w:val="32"/>
         </w:rPr>
-        <w:t>Introduction: Far More Than a Commodity Bazaar</w:t>
+        <w:t>Far More Than a Commodity Bazaar</w:t>
       </w:r>
     </w:p>
     <w:p>
@@ -377,7 +377,7 @@
           <w:color w:val="1E293B"/>
           <w:sz w:val="21"/>
         </w:rPr>
-        <w:t>Following breakfast, stroll across Le Lai Street into the verdant canopy of September 23rd Park (</w:t>
+        <w:t>Following breakfast, stroll across Le Lai Street into the leafy shade of September 23rd Park (</w:t>
       </w:r>
       <w:r>
         <w:rPr>
@@ -498,7 +498,7 @@
           <w:color w:val="1B365D"/>
           <w:sz w:val="23"/>
         </w:rPr>
-        <w:t>5. Cooling Down with a Legendary 1968 Shaved Ice Sweet Soup (Che Ba Muoi)</w:t>
+        <w:t>5. Cooling Down with a Legendary 1968 Shaved Ice Sweet Soup (Che Be)</w:t>
       </w:r>
     </w:p>
     <w:p>
@@ -511,7 +511,7 @@
           <w:color w:val="1E293B"/>
           <w:sz w:val="21"/>
         </w:rPr>
-        <w:t>Nestled in the central culinary aisle, Che Ba Muoi is a culinary institution spanning three generations. A tall glass of mixed sweet soup (</w:t>
+        <w:t>Nestled in the central culinary aisle, Che Be is a culinary institution spanning three generations. A tall glass of mixed sweet soup (</w:t>
       </w:r>
       <w:r>
         <w:rPr>
@@ -773,7 +773,7 @@
           <w:color w:val="D97706"/>
           <w:sz w:val="26"/>
         </w:rPr>
-        <w:t>🌙 TIME WINDOW 4: Vibrant Nightfall &amp; Gastronomic Revelry (19:00 – Late)</w:t>
+        <w:t>🌙 TIME WINDOW 4: Vibrant Nightfall &amp; Night Street Food (19:00 – Late)</w:t>
       </w:r>
     </w:p>
     <w:p>
@@ -1162,7 +1162,7 @@
                 <w:color w:val="1E293B"/>
                 <w:sz w:val="19"/>
               </w:rPr>
-              <w:t>Photo op at Clock Tower + Breakfast at East Gate</w:t>
+              <w:t>Architectural Photography at Clock Tower + Breakfast at East Gate</w:t>
             </w:r>
           </w:p>
         </w:tc>
@@ -1188,7 +1188,7 @@
                 <w:color w:val="1E293B"/>
                 <w:sz w:val="19"/>
               </w:rPr>
-              <w:t>Metro station visit + Che Ba Muoi sweet soup</w:t>
+              <w:t>Metro station visit + Che Be sweet soup</w:t>
             </w:r>
           </w:p>
         </w:tc>

--- a/content-pipeline/06-word-documents/02-english-word/013_things-to-do-in-ben-thanh-market.docx
+++ b/content-pipeline/06-word-documents/02-english-word/013_things-to-do-in-ben-thanh-market.docx
@@ -1479,6 +1479,246 @@
         <w:t xml:space="preserve"> While the market perimeter is well-patrolled, always keep bags slung diagonally across your chest when navigating dense aisles or pedestrian crosswalks.</w:t>
       </w:r>
     </w:p>
+    <w:p>
+      <w:pPr>
+        <w:spacing w:before="120" w:after="120"/>
+        <w:jc w:val="center"/>
+      </w:pPr>
+      <w:r>
+        <w:rPr>
+          <w:color w:val="CBD5E1"/>
+        </w:rPr>
+        <w:t>―――――――――――――――――――――――――――――――――――――――――――――</w:t>
+      </w:r>
+    </w:p>
+    <w:p>
+      <w:pPr>
+        <w:keepNext/>
+        <w:spacing w:before="320" w:after="120" w:line="276" w:lineRule="auto"/>
+      </w:pPr>
+      <w:r>
+        <w:rPr>
+          <w:rFonts w:ascii="Calibri" w:hAnsi="Calibri"/>
+          <w:b/>
+          <w:color w:val="1B365D"/>
+          <w:sz w:val="32"/>
+        </w:rPr>
+        <w:t>🗺️ Curated Cluster Connections</w:t>
+      </w:r>
+    </w:p>
+    <w:p>
+      <w:pPr>
+        <w:spacing w:before="40" w:after="120" w:line="276" w:lineRule="auto"/>
+      </w:pPr>
+      <w:r>
+        <w:rPr>
+          <w:rFonts w:ascii="Calibri" w:hAnsi="Calibri"/>
+          <w:color w:val="1E293B"/>
+          <w:sz w:val="21"/>
+        </w:rPr>
+        <w:t>To help you navigate District 1 with ease, explore our companion heritage guides:</w:t>
+      </w:r>
+      <w:r>
+        <w:rPr>
+          <w:rFonts w:ascii="Calibri" w:hAnsi="Calibri"/>
+          <w:color w:val="1E293B"/>
+          <w:sz w:val="21"/>
+        </w:rPr>
+      </w:r>
+      <w:r>
+        <w:rPr>
+          <w:rFonts w:ascii="Calibri" w:hAnsi="Calibri"/>
+          <w:color w:val="1E293B"/>
+          <w:sz w:val="21"/>
+        </w:rPr>
+        <w:br/>
+        <w:t xml:space="preserve">- </w:t>
+      </w:r>
+      <w:r>
+        <w:rPr>
+          <w:rFonts w:ascii="Calibri" w:hAnsi="Calibri"/>
+          <w:b/>
+          <w:color w:val="1E293B"/>
+          <w:sz w:val="21"/>
+        </w:rPr>
+        <w:t>Ben Thanh Market Food Guide:</w:t>
+      </w:r>
+      <w:r>
+        <w:rPr>
+          <w:rFonts w:ascii="Calibri" w:hAnsi="Calibri"/>
+          <w:color w:val="1E293B"/>
+          <w:sz w:val="21"/>
+        </w:rPr>
+        <w:t xml:space="preserve"> feasting on regional delicacies with our </w:t>
+      </w:r>
+      <w:r>
+        <w:rPr>
+          <w:rFonts w:ascii="Calibri" w:hAnsi="Calibri"/>
+          <w:color w:val="1E293B"/>
+          <w:sz w:val="21"/>
+          <w:u w:val="single"/>
+        </w:rPr>
+        <w:t>Ben Thanh Market food guide</w:t>
+      </w:r>
+      <w:r>
+        <w:rPr>
+          <w:rFonts w:ascii="Calibri" w:hAnsi="Calibri"/>
+          <w:color w:val="1E293B"/>
+          <w:sz w:val="21"/>
+        </w:rPr>
+        <w:t>.</w:t>
+      </w:r>
+      <w:r>
+        <w:rPr>
+          <w:rFonts w:ascii="Calibri" w:hAnsi="Calibri"/>
+          <w:color w:val="1E293B"/>
+          <w:sz w:val="21"/>
+        </w:rPr>
+      </w:r>
+      <w:r>
+        <w:rPr>
+          <w:rFonts w:ascii="Calibri" w:hAnsi="Calibri"/>
+          <w:color w:val="1E293B"/>
+          <w:sz w:val="21"/>
+        </w:rPr>
+        <w:br/>
+        <w:t xml:space="preserve">- </w:t>
+      </w:r>
+      <w:r>
+        <w:rPr>
+          <w:rFonts w:ascii="Calibri" w:hAnsi="Calibri"/>
+          <w:b/>
+          <w:color w:val="1E293B"/>
+          <w:sz w:val="21"/>
+        </w:rPr>
+        <w:t>Ben Thanh Market Shopping Guide:</w:t>
+      </w:r>
+      <w:r>
+        <w:rPr>
+          <w:rFonts w:ascii="Calibri" w:hAnsi="Calibri"/>
+          <w:color w:val="1E293B"/>
+          <w:sz w:val="21"/>
+        </w:rPr>
+        <w:t xml:space="preserve"> shopping smart with tips from our </w:t>
+      </w:r>
+      <w:r>
+        <w:rPr>
+          <w:rFonts w:ascii="Calibri" w:hAnsi="Calibri"/>
+          <w:color w:val="1E293B"/>
+          <w:sz w:val="21"/>
+          <w:u w:val="single"/>
+        </w:rPr>
+        <w:t>Ben Thanh Market shopping guide</w:t>
+      </w:r>
+      <w:r>
+        <w:rPr>
+          <w:rFonts w:ascii="Calibri" w:hAnsi="Calibri"/>
+          <w:color w:val="1E293B"/>
+          <w:sz w:val="21"/>
+        </w:rPr>
+        <w:t>.</w:t>
+      </w:r>
+      <w:r>
+        <w:rPr>
+          <w:rFonts w:ascii="Calibri" w:hAnsi="Calibri"/>
+          <w:color w:val="1E293B"/>
+          <w:sz w:val="21"/>
+        </w:rPr>
+      </w:r>
+      <w:r>
+        <w:rPr>
+          <w:rFonts w:ascii="Calibri" w:hAnsi="Calibri"/>
+          <w:color w:val="1E293B"/>
+          <w:sz w:val="21"/>
+        </w:rPr>
+        <w:br/>
+        <w:t xml:space="preserve">- </w:t>
+      </w:r>
+      <w:r>
+        <w:rPr>
+          <w:rFonts w:ascii="Calibri" w:hAnsi="Calibri"/>
+          <w:b/>
+          <w:color w:val="1E293B"/>
+          <w:sz w:val="21"/>
+        </w:rPr>
+        <w:t>Ben Thanh Market Scams &amp; Safety Guide:</w:t>
+      </w:r>
+      <w:r>
+        <w:rPr>
+          <w:rFonts w:ascii="Calibri" w:hAnsi="Calibri"/>
+          <w:color w:val="1E293B"/>
+          <w:sz w:val="21"/>
+        </w:rPr>
+        <w:t xml:space="preserve"> avoiding tourist traps with our </w:t>
+      </w:r>
+      <w:r>
+        <w:rPr>
+          <w:rFonts w:ascii="Calibri" w:hAnsi="Calibri"/>
+          <w:color w:val="1E293B"/>
+          <w:sz w:val="21"/>
+          <w:u w:val="single"/>
+        </w:rPr>
+        <w:t>Ben Thanh Market scams and safety guide</w:t>
+      </w:r>
+      <w:r>
+        <w:rPr>
+          <w:rFonts w:ascii="Calibri" w:hAnsi="Calibri"/>
+          <w:color w:val="1E293B"/>
+          <w:sz w:val="21"/>
+        </w:rPr>
+        <w:t>.</w:t>
+      </w:r>
+      <w:r>
+        <w:rPr>
+          <w:rFonts w:ascii="Calibri" w:hAnsi="Calibri"/>
+          <w:color w:val="1E293B"/>
+          <w:sz w:val="21"/>
+        </w:rPr>
+      </w:r>
+      <w:r>
+        <w:rPr>
+          <w:rFonts w:ascii="Calibri" w:hAnsi="Calibri"/>
+          <w:color w:val="1E293B"/>
+          <w:sz w:val="21"/>
+        </w:rPr>
+        <w:br/>
+        <w:t xml:space="preserve">- </w:t>
+      </w:r>
+      <w:r>
+        <w:rPr>
+          <w:rFonts w:ascii="Calibri" w:hAnsi="Calibri"/>
+          <w:b/>
+          <w:color w:val="1E293B"/>
+          <w:sz w:val="21"/>
+        </w:rPr>
+        <w:t>Things to Do Near Ben Thanh Market:</w:t>
+      </w:r>
+      <w:r>
+        <w:rPr>
+          <w:rFonts w:ascii="Calibri" w:hAnsi="Calibri"/>
+          <w:color w:val="1E293B"/>
+          <w:sz w:val="21"/>
+        </w:rPr>
+        <w:t xml:space="preserve"> venturing out to neighboring sights in </w:t>
+      </w:r>
+      <w:r>
+        <w:rPr>
+          <w:rFonts w:ascii="Calibri" w:hAnsi="Calibri"/>
+          <w:color w:val="1E293B"/>
+          <w:sz w:val="21"/>
+          <w:u w:val="single"/>
+        </w:rPr>
+        <w:t>things to do near Ben Thanh Market</w:t>
+      </w:r>
+      <w:r>
+        <w:rPr>
+          <w:rFonts w:ascii="Calibri" w:hAnsi="Calibri"/>
+          <w:color w:val="1E293B"/>
+          <w:sz w:val="21"/>
+        </w:rPr>
+        <w:t>.</w:t>
+      </w:r>
+    </w:p>
     <w:sectPr>
       <w:headerReference w:type="default" r:id="rId9"/>
       <w:footerReference w:type="default" r:id="rId10"/>
